--- a/MITRE-ATTACK/CSW-MITRE-ATTACK-Compliance-Report.docx
+++ b/MITRE-ATTACK/CSW-MITRE-ATTACK-Compliance-Report.docx
@@ -10,7 +10,7 @@
         <w:t xml:space="preserve">Cisco Secure Workload - MITRE ATT&amp;CK Compliance Report</w:t>
       </w:r>
     </w:p>
-    <w:bookmarkStart w:id="17" w:name="Xdcd332c56f1b1ae4f787e76b2d1cf042fbdfe05"/>
+    <w:bookmarkStart w:id="22" w:name="Xdcd332c56f1b1ae4f787e76b2d1cf042fbdfe05"/>
     <w:p>
       <w:pPr>
         <w:pStyle w:val="Heading1"/>
@@ -43,7 +43,7 @@
         <w:t xml:space="preserve"> </w:t>
       </w:r>
       <w:r>
-        <w:t xml:space="preserve">MITRE ATT&amp;CK Enterprise</w:t>
+        <w:t xml:space="preserve">MITRE ATT&amp;CK Enterprise (https://attack.mitre.org)</w:t>
       </w:r>
       <w:r>
         <w:br/>
@@ -59,7 +59,7 @@
         <w:t xml:space="preserve"> </w:t>
       </w:r>
       <w:r>
-        <w:t xml:space="preserve">SOC, detection engineering, threat hunting, and security architecture teams.</w:t>
+        <w:t xml:space="preserve">Security architects, detection engineers, threat hunters, SOC analysts, and red-team / purple-team functions using ATT&amp;CK as the common reference for adversary behaviour.</w:t>
       </w:r>
       <w:r>
         <w:br/>
@@ -75,7 +75,7 @@
         <w:t xml:space="preserve"> </w:t>
       </w:r>
       <w:r>
-        <w:t xml:space="preserve">Tactic-by-tactic detection and prevention mapping, technique-level forensic alignment, and SOC integration guidance.</w:t>
+        <w:t xml:space="preserve">ATT&amp;CK is not a compliance framework. CSW supports a subset of ATT&amp;CK tactics with workload-level prevention and detection evidence, primarily Lateral Movement (TA0008), Discovery (TA0007), Command and Control (TA0011) detection of egress, Exfiltration (TA0010) detection, and Initial Access (TA0001) reduction by reducing reachable surface.</w:t>
       </w:r>
     </w:p>
     <w:p>
@@ -86,12 +86,96 @@
       </w:r>
     </w:p>
     <w:bookmarkEnd w:id="9"/>
-    <w:bookmarkStart w:id="10" w:name="executive-summary"/>
+    <w:bookmarkStart w:id="10" w:name="framework-version-note"/>
     <w:p>
       <w:pPr>
         <w:pStyle w:val="Heading2"/>
       </w:pPr>
       <w:r>
+        <w:t xml:space="preserve">Framework Version Note</w:t>
+      </w:r>
+    </w:p>
+    <w:p>
+      <w:pPr>
+        <w:pStyle w:val="FirstParagraph"/>
+      </w:pPr>
+      <w:r>
+        <w:t xml:space="preserve">MITRE ATT&amp;CK is a living knowledge base; the version evolves periodically (current version at time of writing is v15). This report references the high-level tactics (TA0001 through TA0040 / TA0011 family). Validate technique-level mappings against the ATT&amp;CK version your detection-engineering team is using.</w:t>
+      </w:r>
+    </w:p>
+    <w:bookmarkEnd w:id="10"/>
+    <w:bookmarkStart w:id="11" w:name="csw-ui-navigation-note"/>
+    <w:p>
+      <w:pPr>
+        <w:pStyle w:val="Heading2"/>
+      </w:pPr>
+      <w:r>
+        <w:t xml:space="preserve">CSW UI Navigation Note</w:t>
+      </w:r>
+    </w:p>
+    <w:p>
+      <w:pPr>
+        <w:pStyle w:val="FirstParagraph"/>
+      </w:pPr>
+      <w:r>
+        <w:t xml:space="preserve">Cisco does not yet publish framework-specific CSW UI navigation for this standard; framework-specific navigation is on the product roadmap. This report references CSW</w:t>
+      </w:r>
+      <w:r>
+        <w:t xml:space="preserve"> </w:t>
+      </w:r>
+      <w:r>
+        <w:rPr>
+          <w:i/>
+          <w:iCs/>
+        </w:rPr>
+        <w:t xml:space="preserve">capabilities</w:t>
+      </w:r>
+      <w:r>
+        <w:t xml:space="preserve"> </w:t>
+      </w:r>
+      <w:r>
+        <w:t xml:space="preserve">and the</w:t>
+      </w:r>
+      <w:r>
+        <w:t xml:space="preserve"> </w:t>
+      </w:r>
+      <w:r>
+        <w:rPr>
+          <w:i/>
+          <w:iCs/>
+        </w:rPr>
+        <w:t xml:space="preserve">evidence artifacts</w:t>
+      </w:r>
+      <w:r>
+        <w:t xml:space="preserve"> </w:t>
+      </w:r>
+      <w:r>
+        <w:t xml:space="preserve">they produce. The technical runbook (</w:t>
+      </w:r>
+      <w:r>
+        <w:rPr>
+          <w:rStyle w:val="VerbatimChar"/>
+        </w:rPr>
+        <w:t xml:space="preserve">CSW-MITRE-ATTACK-Technical-Runbook.md</w:t>
+      </w:r>
+      <w:r>
+        <w:t xml:space="preserve">) in this folder contains the deeper engineering detail.</w:t>
+      </w:r>
+    </w:p>
+    <w:p>
+      <w:r>
+        <w:pict>
+          <v:rect style="width:0;height:1.5pt" o:hralign="center" o:hrstd="t" o:hr="t"/>
+        </w:pict>
+      </w:r>
+    </w:p>
+    <w:bookmarkEnd w:id="11"/>
+    <w:bookmarkStart w:id="12" w:name="executive-summary"/>
+    <w:p>
+      <w:pPr>
+        <w:pStyle w:val="Heading2"/>
+      </w:pPr>
+      <w:r>
         <w:t xml:space="preserve">Executive Summary</w:t>
       </w:r>
     </w:p>
@@ -100,7 +184,7 @@
         <w:pStyle w:val="FirstParagraph"/>
       </w:pPr>
       <w:r>
-        <w:t xml:space="preserve">Cisco Secure Workload (CSW) can support this framework by producing workload-level evidence for inventory, application dependency mapping, segmentation design, policy simulation, vulnerability context, and incident investigation. The strongest customer story is not that CSW</w:t>
+        <w:t xml:space="preserve">Cisco Secure Workload (CSW) supports a defined subset of this framework. The strongest customer story is not that CSW</w:t>
       </w:r>
       <w:r>
         <w:t xml:space="preserve"> </w:t>
@@ -112,11 +196,43 @@
         <w:t xml:space="preserve"> </w:t>
       </w:r>
       <w:r>
-        <w:t xml:space="preserve">compliance; it is that CSW turns workload communication into evidence that control owners, assessors, and technical teams can review.</w:t>
-      </w:r>
-    </w:p>
-    <w:bookmarkEnd w:id="10"/>
-    <w:bookmarkStart w:id="11" w:name="suggested-csw-scope-pattern"/>
+        <w:t xml:space="preserve">compliance; it is that CSW turns workload communication and inventory into evidence that the customer, the customer’s compliance team, and the customer’s assessor can review. This report describes which framework topics CSW supports, which it does not, what evidence artifacts CSW produces, and how often the customer should collect them. CSW does</w:t>
+      </w:r>
+      <w:r>
+        <w:t xml:space="preserve"> </w:t>
+      </w:r>
+      <w:r>
+        <w:rPr>
+          <w:b/>
+          <w:bCs/>
+        </w:rPr>
+        <w:t xml:space="preserve">not</w:t>
+      </w:r>
+      <w:r>
+        <w:t xml:space="preserve"> </w:t>
+      </w:r>
+      <w:r>
+        <w:t xml:space="preserve">replace the customer’s governance, policy, or assessor judgement, and this report is</w:t>
+      </w:r>
+      <w:r>
+        <w:t xml:space="preserve"> </w:t>
+      </w:r>
+      <w:r>
+        <w:rPr>
+          <w:b/>
+          <w:bCs/>
+        </w:rPr>
+        <w:t xml:space="preserve">not</w:t>
+      </w:r>
+      <w:r>
+        <w:t xml:space="preserve"> </w:t>
+      </w:r>
+      <w:r>
+        <w:t xml:space="preserve">a control attestation.</w:t>
+      </w:r>
+    </w:p>
+    <w:bookmarkEnd w:id="12"/>
+    <w:bookmarkStart w:id="13" w:name="suggested-csw-scope-pattern"/>
     <w:p>
       <w:pPr>
         <w:pStyle w:val="Heading2"/>
@@ -127,7 +243,7 @@
     </w:p>
     <w:p>
       <w:pPr>
-        <w:pStyle w:val="FirstParagraph"/>
+        <w:pStyle w:val="SourceCode"/>
       </w:pPr>
       <w:r>
         <w:rPr>
@@ -136,133 +252,31 @@
         <w:t xml:space="preserve">MITRE-ATTACK</w:t>
       </w:r>
       <w:r>
-        <w:t xml:space="preserve"> </w:t>
-      </w:r>
-      <w:r>
-        <w:t xml:space="preserve">&gt;</w:t>
-      </w:r>
-      <w:r>
-        <w:t xml:space="preserve"> </w:t>
+        <w:br/>
       </w:r>
       <w:r>
         <w:rPr>
           <w:rStyle w:val="VerbatimChar"/>
         </w:rPr>
-        <w:t xml:space="preserve">Initial-Access</w:t>
-      </w:r>
-      <w:r>
-        <w:t xml:space="preserve">,</w:t>
-      </w:r>
-      <w:r>
-        <w:t xml:space="preserve"> </w:t>
-      </w:r>
-      <w:r>
-        <w:rPr>
-          <w:rStyle w:val="VerbatimChar"/>
-        </w:rPr>
-        <w:t xml:space="preserve">Execution</w:t>
-      </w:r>
-      <w:r>
-        <w:t xml:space="preserve">,</w:t>
-      </w:r>
-      <w:r>
-        <w:t xml:space="preserve"> </w:t>
-      </w:r>
-      <w:r>
-        <w:rPr>
-          <w:rStyle w:val="VerbatimChar"/>
-        </w:rPr>
-        <w:t xml:space="preserve">Persistence</w:t>
-      </w:r>
-      <w:r>
-        <w:t xml:space="preserve">,</w:t>
-      </w:r>
-      <w:r>
-        <w:t xml:space="preserve"> </w:t>
-      </w:r>
-      <w:r>
-        <w:rPr>
-          <w:rStyle w:val="VerbatimChar"/>
-        </w:rPr>
-        <w:t xml:space="preserve">Privilege-Escalation</w:t>
-      </w:r>
-      <w:r>
-        <w:t xml:space="preserve">,</w:t>
-      </w:r>
-      <w:r>
-        <w:t xml:space="preserve"> </w:t>
-      </w:r>
-      <w:r>
-        <w:rPr>
-          <w:rStyle w:val="VerbatimChar"/>
-        </w:rPr>
-        <w:t xml:space="preserve">Defense-Evasion</w:t>
-      </w:r>
-      <w:r>
-        <w:t xml:space="preserve">,</w:t>
-      </w:r>
-      <w:r>
-        <w:t xml:space="preserve"> </w:t>
-      </w:r>
-      <w:r>
-        <w:rPr>
-          <w:rStyle w:val="VerbatimChar"/>
-        </w:rPr>
-        <w:t xml:space="preserve">Lateral-Movement</w:t>
-      </w:r>
-      <w:r>
-        <w:t xml:space="preserve">,</w:t>
-      </w:r>
-      <w:r>
-        <w:t xml:space="preserve"> </w:t>
-      </w:r>
-      <w:r>
-        <w:rPr>
-          <w:rStyle w:val="VerbatimChar"/>
-        </w:rPr>
-        <w:t xml:space="preserve">Command-Control</w:t>
-      </w:r>
-      <w:r>
-        <w:t xml:space="preserve">,</w:t>
-      </w:r>
-      <w:r>
-        <w:t xml:space="preserve"> </w:t>
-      </w:r>
-      <w:r>
-        <w:rPr>
-          <w:rStyle w:val="VerbatimChar"/>
-        </w:rPr>
-        <w:t xml:space="preserve">Exfiltration</w:t>
-      </w:r>
-      <w:r>
-        <w:t xml:space="preserve">,</w:t>
-      </w:r>
-      <w:r>
-        <w:t xml:space="preserve"> </w:t>
-      </w:r>
-      <w:r>
-        <w:rPr>
-          <w:rStyle w:val="VerbatimChar"/>
-        </w:rPr>
-        <w:t xml:space="preserve">Impact</w:t>
-      </w:r>
-    </w:p>
-    <w:p>
-      <w:pPr>
-        <w:pStyle w:val="BodyText"/>
+        <w:t xml:space="preserve">(no fixed scope tree; ATT&amp;CK is a tactic / technique cross-cut applied to any CSW-instrumented scope)</w:t>
+      </w:r>
+    </w:p>
+    <w:p>
+      <w:pPr>
+        <w:pStyle w:val="FirstParagraph"/>
       </w:pPr>
       <w:r>
         <w:t xml:space="preserve">This scope pattern should be validated with the customer’s architecture, application owners, compliance team, and assessor before it is used for formal evidence.</w:t>
       </w:r>
     </w:p>
-    <w:bookmarkEnd w:id="11"/>
-    <w:bookmarkStart w:id="12" w:name="outcomes-csw-can-support"/>
+    <w:bookmarkEnd w:id="13"/>
+    <w:bookmarkStart w:id="14" w:name="in-scope-for-csw-evidence"/>
     <w:p>
       <w:pPr>
         <w:pStyle w:val="Heading2"/>
       </w:pPr>
       <w:r>
-        <w:t xml:space="preserve">Outcomes CSW Can Support</w:t>
+        <w:t xml:space="preserve">In Scope for CSW Evidence</w:t>
       </w:r>
     </w:p>
     <w:p>
@@ -274,7 +288,7 @@
         </w:numPr>
       </w:pPr>
       <w:r>
-        <w:t xml:space="preserve">Map CSW telemetry and policy controls to ATT&amp;CK tactics and techniques.</w:t>
+        <w:t xml:space="preserve">Initial Access (TA0001) - reachable-surface reduction</w:t>
       </w:r>
     </w:p>
     <w:p>
@@ -286,7 +300,7 @@
         </w:numPr>
       </w:pPr>
       <w:r>
-        <w:t xml:space="preserve">Use workload process and flow evidence for forensic rule alignment.</w:t>
+        <w:t xml:space="preserve">Discovery (TA0007) - lateral discovery flow detection</w:t>
       </w:r>
     </w:p>
     <w:p>
@@ -298,7 +312,7 @@
         </w:numPr>
       </w:pPr>
       <w:r>
-        <w:t xml:space="preserve">Identify lateral movement and command-and-control opportunities.</w:t>
+        <w:t xml:space="preserve">Lateral Movement (TA0008) - east-west flow detection and prevention</w:t>
       </w:r>
     </w:p>
     <w:p>
@@ -310,17 +324,41 @@
         </w:numPr>
       </w:pPr>
       <w:r>
-        <w:t xml:space="preserve">Create SOC-ready evidence packages for investigation workflows.</w:t>
-      </w:r>
-    </w:p>
-    <w:bookmarkEnd w:id="12"/>
-    <w:bookmarkStart w:id="13" w:name="evidence-package"/>
+        <w:t xml:space="preserve">Command and Control (TA0011) - egress flow detection</w:t>
+      </w:r>
+    </w:p>
+    <w:p>
+      <w:pPr>
+        <w:pStyle w:val="Compact"/>
+        <w:numPr>
+          <w:ilvl w:val="0"/>
+          <w:numId w:val="1001"/>
+        </w:numPr>
+      </w:pPr>
+      <w:r>
+        <w:t xml:space="preserve">Exfiltration (TA0010) - egress flow detection</w:t>
+      </w:r>
+    </w:p>
+    <w:p>
+      <w:pPr>
+        <w:pStyle w:val="Compact"/>
+        <w:numPr>
+          <w:ilvl w:val="0"/>
+          <w:numId w:val="1001"/>
+        </w:numPr>
+      </w:pPr>
+      <w:r>
+        <w:t xml:space="preserve">Impact (TA0040) - workload reach scoping during impact analysis</w:t>
+      </w:r>
+    </w:p>
+    <w:bookmarkEnd w:id="14"/>
+    <w:bookmarkStart w:id="15" w:name="Xaed999129ed4b1f11f99b5af2968248bad86dd6"/>
     <w:p>
       <w:pPr>
         <w:pStyle w:val="Heading2"/>
       </w:pPr>
       <w:r>
-        <w:t xml:space="preserve">Evidence Package</w:t>
+        <w:t xml:space="preserve">Out of Scope (Must Be Evidenced by Other Controls / Tools / Processes)</w:t>
       </w:r>
     </w:p>
     <w:p>
@@ -332,7 +370,7 @@
         </w:numPr>
       </w:pPr>
       <w:r>
-        <w:t xml:space="preserve">Technique-to-CSW capability matrix</w:t>
+        <w:t xml:space="preserve">Execution (TA0002) - endpoint behaviour (EDR domain)</w:t>
       </w:r>
     </w:p>
     <w:p>
@@ -344,7 +382,7 @@
         </w:numPr>
       </w:pPr>
       <w:r>
-        <w:t xml:space="preserve">Observed flow and process telemetry examples</w:t>
+        <w:t xml:space="preserve">Persistence (TA0003) - host-level (EDR domain)</w:t>
       </w:r>
     </w:p>
     <w:p>
@@ -356,7 +394,7 @@
         </w:numPr>
       </w:pPr>
       <w:r>
-        <w:t xml:space="preserve">Lateral movement candidate paths</w:t>
+        <w:t xml:space="preserve">Privilege Escalation (TA0004) - host-level (EDR domain)</w:t>
       </w:r>
     </w:p>
     <w:p>
@@ -368,7 +406,7 @@
         </w:numPr>
       </w:pPr>
       <w:r>
-        <w:t xml:space="preserve">Policy deny / allow evidence</w:t>
+        <w:t xml:space="preserve">Defense Evasion (TA0005) - many techniques are host-level (EDR domain)</w:t>
       </w:r>
     </w:p>
     <w:p>
@@ -380,11 +418,559 @@
         </w:numPr>
       </w:pPr>
       <w:r>
-        <w:t xml:space="preserve">SOC enrichment guidance</w:t>
-      </w:r>
-    </w:p>
-    <w:bookmarkEnd w:id="13"/>
-    <w:bookmarkStart w:id="14" w:name="pov-workshop-approach"/>
+        <w:t xml:space="preserve">Credential Access (TA0006) - identity layer (IAM / EDR)</w:t>
+      </w:r>
+    </w:p>
+    <w:p>
+      <w:pPr>
+        <w:pStyle w:val="Compact"/>
+        <w:numPr>
+          <w:ilvl w:val="0"/>
+          <w:numId w:val="1002"/>
+        </w:numPr>
+      </w:pPr>
+      <w:r>
+        <w:t xml:space="preserve">Collection (TA0009) - host-level (EDR / DLP)</w:t>
+      </w:r>
+    </w:p>
+    <w:bookmarkEnd w:id="15"/>
+    <w:bookmarkStart w:id="16" w:name="framework-topic-csw-capability-map"/>
+    <w:p>
+      <w:pPr>
+        <w:pStyle w:val="Heading2"/>
+      </w:pPr>
+      <w:r>
+        <w:t xml:space="preserve">Framework Topic → CSW Capability Map</w:t>
+      </w:r>
+    </w:p>
+    <w:tbl>
+      <w:tblPr>
+        <w:tblStyle w:val="Table"/>
+        <w:tblW w:type="pct" w:w="5000"/>
+        <w:tblLayout w:type="fixed"/>
+        <w:tblLook w:firstRow="1" w:lastRow="0" w:firstColumn="0" w:lastColumn="0" w:noHBand="0" w:noVBand="0" w:val="0020"/>
+      </w:tblPr>
+      <w:tblGrid>
+        <w:gridCol w:w="2640"/>
+        <w:gridCol w:w="2640"/>
+        <w:gridCol w:w="2640"/>
+      </w:tblGrid>
+      <w:tr>
+        <w:trPr>
+          <w:tblHeader w:val="on"/>
+        </w:trPr>
+        <w:tc>
+          <w:tcPr/>
+          <w:p>
+            <w:pPr>
+              <w:pStyle w:val="Compact"/>
+            </w:pPr>
+            <w:r>
+              <w:t xml:space="preserve">Framework topic</w:t>
+            </w:r>
+          </w:p>
+        </w:tc>
+        <w:tc>
+          <w:tcPr/>
+          <w:p>
+            <w:pPr>
+              <w:pStyle w:val="Compact"/>
+            </w:pPr>
+            <w:r>
+              <w:t xml:space="preserve">CSW capability</w:t>
+            </w:r>
+          </w:p>
+        </w:tc>
+        <w:tc>
+          <w:tcPr/>
+          <w:p>
+            <w:pPr>
+              <w:pStyle w:val="Compact"/>
+            </w:pPr>
+            <w:r>
+              <w:t xml:space="preserve">Evidence artifact</w:t>
+            </w:r>
+          </w:p>
+        </w:tc>
+      </w:tr>
+      <w:tr>
+        <w:tc>
+          <w:tcPr/>
+          <w:p>
+            <w:pPr>
+              <w:pStyle w:val="Compact"/>
+            </w:pPr>
+            <w:r>
+              <w:t xml:space="preserve">Initial Access (TA0001) - reduce reachable surface</w:t>
+            </w:r>
+          </w:p>
+        </w:tc>
+        <w:tc>
+          <w:tcPr/>
+          <w:p>
+            <w:pPr>
+              <w:pStyle w:val="Compact"/>
+            </w:pPr>
+            <w:r>
+              <w:t xml:space="preserve">Reachability-weighted vulnerability evidence; policy workspace deny by default</w:t>
+            </w:r>
+          </w:p>
+        </w:tc>
+        <w:tc>
+          <w:tcPr/>
+          <w:p>
+            <w:pPr>
+              <w:pStyle w:val="Compact"/>
+            </w:pPr>
+            <w:r>
+              <w:t xml:space="preserve">Vulnerability report + workspace snapshot showing reduced ingress paths</w:t>
+            </w:r>
+          </w:p>
+        </w:tc>
+      </w:tr>
+      <w:tr>
+        <w:tc>
+          <w:tcPr/>
+          <w:p>
+            <w:pPr>
+              <w:pStyle w:val="Compact"/>
+            </w:pPr>
+            <w:r>
+              <w:t xml:space="preserve">Discovery (TA0007) - detect lateral discovery flows</w:t>
+            </w:r>
+          </w:p>
+        </w:tc>
+        <w:tc>
+          <w:tcPr/>
+          <w:p>
+            <w:pPr>
+              <w:pStyle w:val="Compact"/>
+            </w:pPr>
+            <w:r>
+              <w:t xml:space="preserve">Process + flow telemetry; alerts on unexpected scanning patterns</w:t>
+            </w:r>
+          </w:p>
+        </w:tc>
+        <w:tc>
+          <w:tcPr/>
+          <w:p>
+            <w:pPr>
+              <w:pStyle w:val="Compact"/>
+            </w:pPr>
+            <w:r>
+              <w:t xml:space="preserve">Alert log for unauthorised east-west reconnaissance</w:t>
+            </w:r>
+          </w:p>
+        </w:tc>
+      </w:tr>
+      <w:tr>
+        <w:tc>
+          <w:tcPr/>
+          <w:p>
+            <w:pPr>
+              <w:pStyle w:val="Compact"/>
+            </w:pPr>
+            <w:r>
+              <w:t xml:space="preserve">Lateral Movement (TA0008) - east-west enforcement and detection</w:t>
+            </w:r>
+          </w:p>
+        </w:tc>
+        <w:tc>
+          <w:tcPr/>
+          <w:p>
+            <w:pPr>
+              <w:pStyle w:val="Compact"/>
+            </w:pPr>
+            <w:r>
+              <w:t xml:space="preserve">Policy workspace + enforcement / violation log</w:t>
+            </w:r>
+          </w:p>
+        </w:tc>
+        <w:tc>
+          <w:tcPr/>
+          <w:p>
+            <w:pPr>
+              <w:pStyle w:val="Compact"/>
+            </w:pPr>
+            <w:r>
+              <w:t xml:space="preserve">Workspace snapshot + violation log showing east-west allowlist enforcement</w:t>
+            </w:r>
+          </w:p>
+        </w:tc>
+      </w:tr>
+      <w:tr>
+        <w:tc>
+          <w:tcPr/>
+          <w:p>
+            <w:pPr>
+              <w:pStyle w:val="Compact"/>
+            </w:pPr>
+            <w:r>
+              <w:t xml:space="preserve">Command and Control (TA0011) - egress detection</w:t>
+            </w:r>
+          </w:p>
+        </w:tc>
+        <w:tc>
+          <w:tcPr/>
+          <w:p>
+            <w:pPr>
+              <w:pStyle w:val="Compact"/>
+            </w:pPr>
+            <w:r>
+              <w:t xml:space="preserve">Outbound flow telemetry with destination context</w:t>
+            </w:r>
+          </w:p>
+        </w:tc>
+        <w:tc>
+          <w:tcPr/>
+          <w:p>
+            <w:pPr>
+              <w:pStyle w:val="Compact"/>
+            </w:pPr>
+            <w:r>
+              <w:t xml:space="preserve">Egress flow report and anomaly alerts</w:t>
+            </w:r>
+          </w:p>
+        </w:tc>
+      </w:tr>
+      <w:tr>
+        <w:tc>
+          <w:tcPr/>
+          <w:p>
+            <w:pPr>
+              <w:pStyle w:val="Compact"/>
+            </w:pPr>
+            <w:r>
+              <w:t xml:space="preserve">Exfiltration (TA0010) - egress detection</w:t>
+            </w:r>
+          </w:p>
+        </w:tc>
+        <w:tc>
+          <w:tcPr/>
+          <w:p>
+            <w:pPr>
+              <w:pStyle w:val="Compact"/>
+            </w:pPr>
+            <w:r>
+              <w:t xml:space="preserve">Outbound flow telemetry with destination context and volume context</w:t>
+            </w:r>
+          </w:p>
+        </w:tc>
+        <w:tc>
+          <w:tcPr/>
+          <w:p>
+            <w:pPr>
+              <w:pStyle w:val="Compact"/>
+            </w:pPr>
+            <w:r>
+              <w:t xml:space="preserve">Egress flow report with volume anomalies</w:t>
+            </w:r>
+          </w:p>
+        </w:tc>
+      </w:tr>
+      <w:tr>
+        <w:tc>
+          <w:tcPr/>
+          <w:p>
+            <w:pPr>
+              <w:pStyle w:val="Compact"/>
+            </w:pPr>
+            <w:r>
+              <w:t xml:space="preserve">Impact (TA0040) - reach scoping</w:t>
+            </w:r>
+          </w:p>
+        </w:tc>
+        <w:tc>
+          <w:tcPr/>
+          <w:p>
+            <w:pPr>
+              <w:pStyle w:val="Compact"/>
+            </w:pPr>
+            <w:r>
+              <w:t xml:space="preserve">Forensic flow + process search</w:t>
+            </w:r>
+          </w:p>
+        </w:tc>
+        <w:tc>
+          <w:tcPr/>
+          <w:p>
+            <w:pPr>
+              <w:pStyle w:val="Compact"/>
+            </w:pPr>
+            <w:r>
+              <w:t xml:space="preserve">Investigation pack showing reach from the impacted workload</w:t>
+            </w:r>
+          </w:p>
+        </w:tc>
+      </w:tr>
+    </w:tbl>
+    <w:bookmarkEnd w:id="16"/>
+    <w:bookmarkStart w:id="17" w:name="evidence-collection-approach"/>
+    <w:p>
+      <w:pPr>
+        <w:pStyle w:val="Heading2"/>
+      </w:pPr>
+      <w:r>
+        <w:t xml:space="preserve">Evidence Collection Approach</w:t>
+      </w:r>
+    </w:p>
+    <w:p>
+      <w:pPr>
+        <w:pStyle w:val="FirstParagraph"/>
+      </w:pPr>
+      <w:r>
+        <w:t xml:space="preserve">The table below describes per-topic evidence collection - what to collect, the CSW source area, and a suggested cadence. The cadence should be tuned to the customer’s audit cycle, regulatory cadence, and risk appetite.</w:t>
+      </w:r>
+    </w:p>
+    <w:tbl>
+      <w:tblPr>
+        <w:tblStyle w:val="Table"/>
+        <w:tblW w:type="pct" w:w="5000"/>
+        <w:tblLayout w:type="fixed"/>
+        <w:tblLook w:firstRow="1" w:lastRow="0" w:firstColumn="0" w:lastColumn="0" w:noHBand="0" w:noVBand="0" w:val="0020"/>
+      </w:tblPr>
+      <w:tblGrid>
+        <w:gridCol w:w="1980"/>
+        <w:gridCol w:w="1980"/>
+        <w:gridCol w:w="1980"/>
+        <w:gridCol w:w="1980"/>
+      </w:tblGrid>
+      <w:tr>
+        <w:trPr>
+          <w:tblHeader w:val="on"/>
+        </w:trPr>
+        <w:tc>
+          <w:tcPr/>
+          <w:p>
+            <w:pPr>
+              <w:pStyle w:val="Compact"/>
+            </w:pPr>
+            <w:r>
+              <w:t xml:space="preserve">Topic</w:t>
+            </w:r>
+          </w:p>
+        </w:tc>
+        <w:tc>
+          <w:tcPr/>
+          <w:p>
+            <w:pPr>
+              <w:pStyle w:val="Compact"/>
+            </w:pPr>
+            <w:r>
+              <w:t xml:space="preserve">What to collect</w:t>
+            </w:r>
+          </w:p>
+        </w:tc>
+        <w:tc>
+          <w:tcPr/>
+          <w:p>
+            <w:pPr>
+              <w:pStyle w:val="Compact"/>
+            </w:pPr>
+            <w:r>
+              <w:t xml:space="preserve">CSW source</w:t>
+            </w:r>
+          </w:p>
+        </w:tc>
+        <w:tc>
+          <w:tcPr/>
+          <w:p>
+            <w:pPr>
+              <w:pStyle w:val="Compact"/>
+            </w:pPr>
+            <w:r>
+              <w:t xml:space="preserve">Suggested cadence</w:t>
+            </w:r>
+          </w:p>
+        </w:tc>
+      </w:tr>
+      <w:tr>
+        <w:tc>
+          <w:tcPr/>
+          <w:p>
+            <w:pPr>
+              <w:pStyle w:val="Compact"/>
+            </w:pPr>
+            <w:r>
+              <w:t xml:space="preserve">Reachable-surface reduction</w:t>
+            </w:r>
+          </w:p>
+        </w:tc>
+        <w:tc>
+          <w:tcPr/>
+          <w:p>
+            <w:pPr>
+              <w:pStyle w:val="Compact"/>
+            </w:pPr>
+            <w:r>
+              <w:t xml:space="preserve">Reduced ingress paths to high-value workloads</w:t>
+            </w:r>
+          </w:p>
+        </w:tc>
+        <w:tc>
+          <w:tcPr/>
+          <w:p>
+            <w:pPr>
+              <w:pStyle w:val="Compact"/>
+            </w:pPr>
+            <w:r>
+              <w:t xml:space="preserve">Policy workspace export + reachability summary</w:t>
+            </w:r>
+          </w:p>
+        </w:tc>
+        <w:tc>
+          <w:tcPr/>
+          <w:p>
+            <w:pPr>
+              <w:pStyle w:val="Compact"/>
+            </w:pPr>
+            <w:r>
+              <w:t xml:space="preserve">Quarterly + after each major workspace change</w:t>
+            </w:r>
+          </w:p>
+        </w:tc>
+      </w:tr>
+      <w:tr>
+        <w:tc>
+          <w:tcPr/>
+          <w:p>
+            <w:pPr>
+              <w:pStyle w:val="Compact"/>
+            </w:pPr>
+            <w:r>
+              <w:t xml:space="preserve">Lateral-movement enforcement</w:t>
+            </w:r>
+          </w:p>
+        </w:tc>
+        <w:tc>
+          <w:tcPr/>
+          <w:p>
+            <w:pPr>
+              <w:pStyle w:val="Compact"/>
+            </w:pPr>
+            <w:r>
+              <w:t xml:space="preserve">East-west allowlist enforcement and violation log</w:t>
+            </w:r>
+          </w:p>
+        </w:tc>
+        <w:tc>
+          <w:tcPr/>
+          <w:p>
+            <w:pPr>
+              <w:pStyle w:val="Compact"/>
+            </w:pPr>
+            <w:r>
+              <w:t xml:space="preserve">Policy workspace export + policy analysis output</w:t>
+            </w:r>
+          </w:p>
+        </w:tc>
+        <w:tc>
+          <w:tcPr/>
+          <w:p>
+            <w:pPr>
+              <w:pStyle w:val="Compact"/>
+            </w:pPr>
+            <w:r>
+              <w:t xml:space="preserve">Continuous; reviewed quarterly</w:t>
+            </w:r>
+          </w:p>
+        </w:tc>
+      </w:tr>
+      <w:tr>
+        <w:tc>
+          <w:tcPr/>
+          <w:p>
+            <w:pPr>
+              <w:pStyle w:val="Compact"/>
+            </w:pPr>
+            <w:r>
+              <w:t xml:space="preserve">Egress monitoring</w:t>
+            </w:r>
+          </w:p>
+        </w:tc>
+        <w:tc>
+          <w:tcPr/>
+          <w:p>
+            <w:pPr>
+              <w:pStyle w:val="Compact"/>
+            </w:pPr>
+            <w:r>
+              <w:t xml:space="preserve">Outbound flow telemetry to external destinations</w:t>
+            </w:r>
+          </w:p>
+        </w:tc>
+        <w:tc>
+          <w:tcPr/>
+          <w:p>
+            <w:pPr>
+              <w:pStyle w:val="Compact"/>
+            </w:pPr>
+            <w:r>
+              <w:t xml:space="preserve">Flow search filtered to external destinations</w:t>
+            </w:r>
+          </w:p>
+        </w:tc>
+        <w:tc>
+          <w:tcPr/>
+          <w:p>
+            <w:pPr>
+              <w:pStyle w:val="Compact"/>
+            </w:pPr>
+            <w:r>
+              <w:t xml:space="preserve">Continuous; reviewed daily for high-value scopes</w:t>
+            </w:r>
+          </w:p>
+        </w:tc>
+      </w:tr>
+      <w:tr>
+        <w:tc>
+          <w:tcPr/>
+          <w:p>
+            <w:pPr>
+              <w:pStyle w:val="Compact"/>
+            </w:pPr>
+            <w:r>
+              <w:t xml:space="preserve">Detection content (joint with SOC)</w:t>
+            </w:r>
+          </w:p>
+        </w:tc>
+        <w:tc>
+          <w:tcPr/>
+          <w:p>
+            <w:pPr>
+              <w:pStyle w:val="Compact"/>
+            </w:pPr>
+            <w:r>
+              <w:t xml:space="preserve">ATT&amp;CK-mapped detection rules using CSW telemetry</w:t>
+            </w:r>
+          </w:p>
+        </w:tc>
+        <w:tc>
+          <w:tcPr/>
+          <w:p>
+            <w:pPr>
+              <w:pStyle w:val="Compact"/>
+            </w:pPr>
+            <w:r>
+              <w:t xml:space="preserve">SOC integration (CSW telemetry exported to SIEM)</w:t>
+            </w:r>
+          </w:p>
+        </w:tc>
+        <w:tc>
+          <w:tcPr/>
+          <w:p>
+            <w:pPr>
+              <w:pStyle w:val="Compact"/>
+            </w:pPr>
+            <w:r>
+              <w:t xml:space="preserve">Continuous; rule sets reviewed monthly</w:t>
+            </w:r>
+          </w:p>
+        </w:tc>
+      </w:tr>
+    </w:tbl>
+    <w:bookmarkEnd w:id="17"/>
+    <w:bookmarkStart w:id="18" w:name="pov-workshop-approach"/>
     <w:p>
       <w:pPr>
         <w:pStyle w:val="Heading2"/>
@@ -402,7 +988,7 @@
         </w:numPr>
       </w:pPr>
       <w:r>
-        <w:t xml:space="preserve">Select one business service, regulated boundary, or critical workload group.</w:t>
+        <w:t xml:space="preserve">Confirm the framework version and assessment cycle with the customer’s compliance team.</w:t>
       </w:r>
     </w:p>
     <w:p>
@@ -414,7 +1000,7 @@
         </w:numPr>
       </w:pPr>
       <w:r>
-        <w:t xml:space="preserve">Validate workload coverage and install sensors or configure supported connectors.</w:t>
+        <w:t xml:space="preserve">Select one business service, regulated boundary, or critical workload group to start with; do not attempt to instrument the entire estate in the POV.</w:t>
       </w:r>
     </w:p>
     <w:p>
@@ -426,7 +1012,7 @@
         </w:numPr>
       </w:pPr>
       <w:r>
-        <w:t xml:space="preserve">Apply labels for application, environment, owner, data class, criticality, compliance scope, and lifecycle.</w:t>
+        <w:t xml:space="preserve">Validate workload coverage and install sensors or configure supported connectors. Document the cannot-instrument register; this is itself evidence.</w:t>
       </w:r>
     </w:p>
     <w:p>
@@ -438,7 +1024,76 @@
         </w:numPr>
       </w:pPr>
       <w:r>
-        <w:t xml:space="preserve">Observe flows over a representative business window.</w:t>
+        <w:t xml:space="preserve">Apply labels for application, environment, owner, data class, criticality, compliance scope, and any framework-specific tags (e.g. </w:t>
+      </w:r>
+      <w:r>
+        <w:rPr>
+          <w:rStyle w:val="VerbatimChar"/>
+        </w:rPr>
+        <w:t xml:space="preserve">tenant</w:t>
+      </w:r>
+      <w:r>
+        <w:t xml:space="preserve">,</w:t>
+      </w:r>
+      <w:r>
+        <w:t xml:space="preserve"> </w:t>
+      </w:r>
+      <w:r>
+        <w:rPr>
+          <w:rStyle w:val="VerbatimChar"/>
+        </w:rPr>
+        <w:t xml:space="preserve">prototype</w:t>
+      </w:r>
+      <w:r>
+        <w:t xml:space="preserve">,</w:t>
+      </w:r>
+      <w:r>
+        <w:t xml:space="preserve"> </w:t>
+      </w:r>
+      <w:r>
+        <w:rPr>
+          <w:rStyle w:val="VerbatimChar"/>
+        </w:rPr>
+        <w:t xml:space="preserve">isa_level</w:t>
+      </w:r>
+      <w:r>
+        <w:t xml:space="preserve">,</w:t>
+      </w:r>
+      <w:r>
+        <w:t xml:space="preserve"> </w:t>
+      </w:r>
+      <w:r>
+        <w:rPr>
+          <w:rStyle w:val="VerbatimChar"/>
+        </w:rPr>
+        <w:t xml:space="preserve">npi</w:t>
+      </w:r>
+      <w:r>
+        <w:t xml:space="preserve">,</w:t>
+      </w:r>
+      <w:r>
+        <w:t xml:space="preserve"> </w:t>
+      </w:r>
+      <w:r>
+        <w:rPr>
+          <w:rStyle w:val="VerbatimChar"/>
+        </w:rPr>
+        <w:t xml:space="preserve">cui</w:t>
+      </w:r>
+      <w:r>
+        <w:t xml:space="preserve">,</w:t>
+      </w:r>
+      <w:r>
+        <w:t xml:space="preserve"> </w:t>
+      </w:r>
+      <w:r>
+        <w:rPr>
+          <w:rStyle w:val="VerbatimChar"/>
+        </w:rPr>
+        <w:t xml:space="preserve">ephi</w:t>
+      </w:r>
+      <w:r>
+        <w:t xml:space="preserve">).</w:t>
       </w:r>
     </w:p>
     <w:p>
@@ -450,7 +1105,7 @@
         </w:numPr>
       </w:pPr>
       <w:r>
-        <w:t xml:space="preserve">Use ADM to generate a candidate policy and review it with the application owner.</w:t>
+        <w:t xml:space="preserve">Observe flows over a representative business window. Minimum two weeks; longer if the customer has month-end, quarterly, or seasonal cycles relevant to the scope.</w:t>
       </w:r>
     </w:p>
     <w:p>
@@ -462,11 +1117,23 @@
         </w:numPr>
       </w:pPr>
       <w:r>
-        <w:t xml:space="preserve">Package inventory, scope, flows, policy, exceptions, and known gaps as the evidence output.</w:t>
-      </w:r>
-    </w:p>
-    <w:bookmarkEnd w:id="14"/>
-    <w:bookmarkStart w:id="15" w:name="boundaries-and-complementary-controls"/>
+        <w:t xml:space="preserve">Use ADM to generate a candidate policy. Review with the application owner. Run in Simulation mode for at least two weeks before any enforcement.</w:t>
+      </w:r>
+    </w:p>
+    <w:p>
+      <w:pPr>
+        <w:pStyle w:val="Compact"/>
+        <w:numPr>
+          <w:ilvl w:val="0"/>
+          <w:numId w:val="1003"/>
+        </w:numPr>
+      </w:pPr>
+      <w:r>
+        <w:t xml:space="preserve">Package inventory, scope, flows, policy, exceptions, and known gaps as the evidence output. Cross-reference this report’s evidence collection table with the customer’s existing audit work-papers.</w:t>
+      </w:r>
+    </w:p>
+    <w:bookmarkEnd w:id="18"/>
+    <w:bookmarkStart w:id="19" w:name="boundaries-and-complementary-controls"/>
     <w:p>
       <w:pPr>
         <w:pStyle w:val="Heading2"/>
@@ -480,16 +1147,34 @@
         <w:pStyle w:val="FirstParagraph"/>
       </w:pPr>
       <w:r>
-        <w:t xml:space="preserve">ATT&amp;CK is not a compliance standard. CSW does not replace EDR, SIEM, identity telemetry, malware analysis, endpoint response, or full detection engineering coverage.</w:t>
-      </w:r>
-    </w:p>
-    <w:bookmarkEnd w:id="15"/>
-    <w:bookmarkStart w:id="16" w:name="disclaimer"/>
+        <w:t xml:space="preserve">ATT&amp;CK is not a compliance standard. CSW does not replace EDR, SIEM, identity telemetry, malware analysis, endpoint response, threat intelligence, or the full detection engineering function. CSW is one telemetry source among many for an ATT&amp;CK-aligned SOC.</w:t>
+      </w:r>
+    </w:p>
+    <w:bookmarkEnd w:id="19"/>
+    <w:bookmarkStart w:id="20" w:name="assessor-auditor-caveat"/>
     <w:p>
       <w:pPr>
         <w:pStyle w:val="Heading2"/>
       </w:pPr>
       <w:r>
+        <w:t xml:space="preserve">Assessor / Auditor Caveat</w:t>
+      </w:r>
+    </w:p>
+    <w:p>
+      <w:pPr>
+        <w:pStyle w:val="FirstParagraph"/>
+      </w:pPr>
+      <w:r>
+        <w:t xml:space="preserve">CSW provides technical evidence inputs. The customer’s qualified assessor, auditor, certifying body, or regulator determines compliance status. Validate all framework-topic mappings, control IDs, paragraph references, and section numbers in this report against the current official framework text. If the customer is being assessed against a version other than the one referenced in the framework version note above, revalidate before use.</w:t>
+      </w:r>
+    </w:p>
+    <w:bookmarkEnd w:id="20"/>
+    <w:bookmarkStart w:id="21" w:name="disclaimer"/>
+    <w:p>
+      <w:pPr>
+        <w:pStyle w:val="Heading2"/>
+      </w:pPr>
+      <w:r>
         <w:t xml:space="preserve">Disclaimer</w:t>
       </w:r>
     </w:p>
@@ -501,8 +1186,8 @@
         <w:t xml:space="preserve">This report is for informational and planning purposes. It is not legal, regulatory, audit, or certification advice. Validate all mappings against the current official framework text, the customer’s environment, and qualified compliance, legal, and audit professionals.</w:t>
       </w:r>
     </w:p>
-    <w:bookmarkEnd w:id="16"/>
-    <w:bookmarkEnd w:id="17"/>
+    <w:bookmarkEnd w:id="21"/>
+    <w:bookmarkEnd w:id="22"/>
     <w:sectPr>
       <w:footnotePr>
         <w:numRestart w:val="eachSect"/>
